--- a/docs/security/02_Insecure_DOR.docx
+++ b/docs/security/02_Insecure_DOR.docx
@@ -299,7 +299,24 @@
           <w:bCs/>
           <w:color w:val="C00000"/>
         </w:rPr>
-        <w:t>인증은 통과했지만 인가(소유권 검사)가 빠진</w:t>
+        <w:t>인증은 통과</w:t>
+      </w:r>
+      <w:r>
+        <w:rPr>
+          <w:rFonts w:hint="eastAsia"/>
+          <w:b/>
+          <w:bCs/>
+          <w:color w:val="C00000"/>
+        </w:rPr>
+        <w:t xml:space="preserve"> </w:t>
+      </w:r>
+      <w:r>
+        <w:rPr>
+          <w:b/>
+          <w:bCs/>
+          <w:color w:val="C00000"/>
+        </w:rPr>
+        <w:t>했지만 인가(소유권 검사)가 빠진</w:t>
       </w:r>
       <w:r>
         <w:t xml:space="preserve"> 경우다. 즉 "로그인은 했으니 아무거나 봐도 된다"고 착각한 코드에서 발생한다.</w:t>
@@ -455,17 +472,8 @@
       <w:pPr>
         <w:spacing w:after="100" w:line="276" w:lineRule="auto"/>
       </w:pPr>
-      <w:r>
-        <w:rPr>
-          <w:b/>
-          <w:bCs/>
-          <w:color w:val="C00000"/>
-        </w:rPr>
-        <w:t xml:space="preserve">주의 : </w:t>
-      </w:r>
-      <w:r>
-        <w:t>이 교안의 모든 실습은 격리된 교육용 환경(로컬 DB, 교육용 엔드포인트, 시드 계정)에서만 수행한다. 실제 서비스나 타인의 시스템을 대상으로 하는 것은 불법이다.</w:t>
-      </w:r>
+      <w:bookmarkStart w:id="0" w:name="_GoBack"/>
+      <w:bookmarkEnd w:id="0"/>
     </w:p>
     <w:p>
       <w:r>
@@ -2023,541 +2031,182 @@
           <w:bCs/>
           <w:color w:val="2E5496"/>
         </w:rPr>
-        <w:t xml:space="preserve">7-1. </w:t>
-      </w:r>
-      <w:r>
-        <w:rPr>
-          <w:b/>
-          <w:bCs/>
-          <w:color w:val="2E5496"/>
-        </w:rPr>
-        <w:t>현재</w:t>
-      </w:r>
-      <w:r>
-        <w:rPr>
-          <w:b/>
-          <w:bCs/>
-          <w:color w:val="2E5496"/>
+        <w:t>7-1. 현재 앱(Student_JWT) 기준 방어</w:t>
+      </w:r>
+    </w:p>
+    <w:p>
+      <w:pPr>
+        <w:spacing w:after="100" w:line="276" w:lineRule="auto"/>
+      </w:pPr>
+      <w:r>
+        <w:t>요청자와 대상의 소유권/역할을 대조하는 "객체 수준 인가"가 핵심이다. 이 앱에는 다음을 적용한다.</w:t>
+      </w:r>
+    </w:p>
+    <w:p>
+      <w:pPr>
+        <w:spacing w:after="100" w:line="276" w:lineRule="auto"/>
+      </w:pPr>
+      <w:r>
+        <w:rPr>
+          <w:b/>
+          <w:bCs/>
+        </w:rPr>
+        <w:t xml:space="preserve">① 객체 수준 인가 — </w:t>
+      </w:r>
+      <w:r>
+        <w:t>IdorDemoService.getProfileSecure() 처럼 "본인 또는 관리자"만 허용하고, 그 외에는 AccessDeniedException(403)을 던진다. (4장 안전 코드 참고)</w:t>
+      </w:r>
+    </w:p>
+    <w:p>
+      <w:pPr>
+        <w:spacing w:after="100" w:line="276" w:lineRule="auto"/>
+      </w:pPr>
+      <w:r>
+        <w:rPr>
+          <w:b/>
+          <w:bCs/>
+        </w:rPr>
+        <w:t xml:space="preserve">② 실제 /api/users 하드닝 — </w:t>
+      </w:r>
+      <w:r>
+        <w:t>UserRestController·UserServiceController의 조회/수정/삭제에 함수 수준 인가와 소유권 검사를 추가한다.</w:t>
+      </w:r>
+    </w:p>
+    <w:p>
+      <w:pPr>
+        <w:pBdr>
+          <w:top w:val="single" w:sz="4" w:space="3" w:color="D9D9D9"/>
+          <w:left w:val="single" w:sz="18" w:space="6" w:color="C0C0C0"/>
+        </w:pBdr>
+        <w:shd w:val="clear" w:color="auto" w:fill="F4F4F4"/>
+      </w:pPr>
+      <w:r>
+        <w:rPr>
+          <w:rFonts w:ascii="Consolas" w:hAnsi="Consolas"/>
+          <w:sz w:val="18"/>
+          <w:szCs w:val="18"/>
+        </w:rPr>
+        <w:t>// [</w:t>
+      </w:r>
+      <w:r>
+        <w:rPr>
+          <w:rFonts w:ascii="Consolas" w:hAnsi="Consolas"/>
+          <w:sz w:val="18"/>
+          <w:szCs w:val="18"/>
+        </w:rPr>
+        <w:t>안전</w:t>
+      </w:r>
+      <w:r>
+        <w:rPr>
+          <w:rFonts w:ascii="Consolas" w:hAnsi="Consolas"/>
+          <w:sz w:val="18"/>
+          <w:szCs w:val="18"/>
+        </w:rPr>
+        <w:t xml:space="preserve">] </w:t>
+      </w:r>
+      <w:r>
+        <w:rPr>
+          <w:rFonts w:ascii="Consolas" w:hAnsi="Consolas"/>
+          <w:sz w:val="18"/>
+          <w:szCs w:val="18"/>
+        </w:rPr>
+        <w:t>관리자이거나</w:t>
+      </w:r>
+      <w:r>
+        <w:rPr>
+          <w:rFonts w:ascii="Consolas" w:hAnsi="Consolas"/>
+          <w:sz w:val="18"/>
+          <w:szCs w:val="18"/>
+        </w:rPr>
+        <w:t xml:space="preserve">, </w:t>
+      </w:r>
+      <w:r>
+        <w:rPr>
+          <w:rFonts w:ascii="Consolas" w:hAnsi="Consolas"/>
+          <w:sz w:val="18"/>
+          <w:szCs w:val="18"/>
+        </w:rPr>
+        <w:t>요청한</w:t>
+      </w:r>
+      <w:r>
+        <w:rPr>
+          <w:rFonts w:ascii="Consolas" w:hAnsi="Consolas"/>
+          <w:sz w:val="18"/>
+          <w:szCs w:val="18"/>
+        </w:rPr>
+        <w:t xml:space="preserve"> id</w:t>
+      </w:r>
+      <w:r>
+        <w:rPr>
+          <w:rFonts w:ascii="Consolas" w:hAnsi="Consolas"/>
+          <w:sz w:val="18"/>
+          <w:szCs w:val="18"/>
+        </w:rPr>
+        <w:t>가</w:t>
+      </w:r>
+      <w:r>
+        <w:rPr>
+          <w:rFonts w:ascii="Consolas" w:hAnsi="Consolas"/>
+          <w:sz w:val="18"/>
+          <w:szCs w:val="18"/>
         </w:rPr>
         <w:t xml:space="preserve"> </w:t>
       </w:r>
       <w:r>
         <w:rPr>
-          <w:b/>
-          <w:bCs/>
-          <w:color w:val="2E5496"/>
-        </w:rPr>
-        <w:t>앱</w:t>
-      </w:r>
-      <w:r>
-        <w:rPr>
-          <w:b/>
-          <w:bCs/>
-          <w:color w:val="2E5496"/>
-        </w:rPr>
-        <w:t xml:space="preserve">(Student_JWT) </w:t>
-      </w:r>
-      <w:r>
-        <w:rPr>
-          <w:b/>
-          <w:bCs/>
-          <w:color w:val="2E5496"/>
-        </w:rPr>
-        <w:t>기준</w:t>
-      </w:r>
-      <w:r>
-        <w:rPr>
-          <w:b/>
-          <w:bCs/>
-          <w:color w:val="2E5496"/>
+          <w:rFonts w:ascii="Consolas" w:hAnsi="Consolas"/>
+          <w:sz w:val="18"/>
+          <w:szCs w:val="18"/>
+        </w:rPr>
+        <w:t>본인일</w:t>
+      </w:r>
+      <w:r>
+        <w:rPr>
+          <w:rFonts w:ascii="Consolas" w:hAnsi="Consolas"/>
+          <w:sz w:val="18"/>
+          <w:szCs w:val="18"/>
         </w:rPr>
         <w:t xml:space="preserve"> </w:t>
       </w:r>
       <w:r>
         <w:rPr>
-          <w:b/>
-          <w:bCs/>
-          <w:color w:val="2E5496"/>
-        </w:rPr>
-        <w:t>방어</w:t>
-      </w:r>
-    </w:p>
-    <w:p>
-      <w:pPr>
-        <w:spacing w:after="100" w:line="276" w:lineRule="auto"/>
-      </w:pPr>
-      <w:r>
-        <w:t>요청자와</w:t>
-      </w:r>
-      <w:r>
+          <w:rFonts w:ascii="Consolas" w:hAnsi="Consolas"/>
+          <w:sz w:val="18"/>
+          <w:szCs w:val="18"/>
+        </w:rPr>
+        <w:t>때만</w:t>
+      </w:r>
+      <w:r>
+        <w:rPr>
+          <w:rFonts w:ascii="Consolas" w:hAnsi="Consolas"/>
+          <w:sz w:val="18"/>
+          <w:szCs w:val="18"/>
+        </w:rPr>
         <w:t xml:space="preserve"> </w:t>
       </w:r>
       <w:r>
-        <w:t>대상의</w:t>
-      </w:r>
-      <w:r>
-        <w:t xml:space="preserve"> </w:t>
-      </w:r>
-      <w:r>
-        <w:t>소유권</w:t>
-      </w:r>
-      <w:r>
-        <w:t>/</w:t>
-      </w:r>
-      <w:r>
-        <w:t>역할을</w:t>
-      </w:r>
-      <w:r>
-        <w:t xml:space="preserve"> </w:t>
-      </w:r>
-      <w:r>
-        <w:t>대조하는</w:t>
-      </w:r>
-      <w:r>
-        <w:t xml:space="preserve"> "</w:t>
-      </w:r>
-      <w:r>
-        <w:t>객체</w:t>
-      </w:r>
-      <w:r>
-        <w:t xml:space="preserve"> </w:t>
-      </w:r>
-      <w:r>
-        <w:t>수준</w:t>
-      </w:r>
-      <w:r>
-        <w:t xml:space="preserve"> </w:t>
-      </w:r>
-      <w:r>
-        <w:t>인가</w:t>
-      </w:r>
-      <w:r>
-        <w:t>"</w:t>
-      </w:r>
-      <w:r>
-        <w:t>가</w:t>
-      </w:r>
-      <w:r>
-        <w:t xml:space="preserve"> </w:t>
-      </w:r>
-      <w:r>
-        <w:t>핵심이다</w:t>
-      </w:r>
-      <w:r>
-        <w:t xml:space="preserve">. </w:t>
-      </w:r>
-      <w:r>
-        <w:t>이</w:t>
-      </w:r>
-      <w:r>
-        <w:t xml:space="preserve"> </w:t>
-      </w:r>
-      <w:r>
-        <w:t>앱에는</w:t>
-      </w:r>
-      <w:r>
-        <w:t xml:space="preserve"> </w:t>
-      </w:r>
-      <w:r>
-        <w:t>다음을</w:t>
-      </w:r>
-      <w:r>
-        <w:t xml:space="preserve"> </w:t>
-      </w:r>
-      <w:r>
-        <w:t>적용한다</w:t>
-      </w:r>
-      <w:r>
-        <w:t>.</w:t>
-      </w:r>
-    </w:p>
-    <w:p>
-      <w:pPr>
-        <w:spacing w:after="100" w:line="276" w:lineRule="auto"/>
-      </w:pPr>
-      <w:r>
-        <w:rPr>
-          <w:b/>
-          <w:bCs/>
-        </w:rPr>
-        <w:t xml:space="preserve">① </w:t>
-      </w:r>
-      <w:r>
-        <w:rPr>
-          <w:b/>
-          <w:bCs/>
-        </w:rPr>
-        <w:t>객체</w:t>
-      </w:r>
-      <w:r>
-        <w:rPr>
-          <w:b/>
-          <w:bCs/>
-        </w:rPr>
-        <w:t xml:space="preserve"> </w:t>
-      </w:r>
-      <w:r>
-        <w:rPr>
-          <w:b/>
-          <w:bCs/>
-        </w:rPr>
-        <w:t>수준</w:t>
-      </w:r>
-      <w:r>
-        <w:rPr>
-          <w:b/>
-          <w:bCs/>
-        </w:rPr>
-        <w:t xml:space="preserve"> </w:t>
-      </w:r>
-      <w:r>
-        <w:rPr>
-          <w:b/>
-          <w:bCs/>
-        </w:rPr>
-        <w:t>인가</w:t>
-      </w:r>
-      <w:r>
-        <w:rPr>
-          <w:b/>
-          <w:bCs/>
-        </w:rPr>
-        <w:t xml:space="preserve"> — </w:t>
-      </w:r>
-      <w:r>
-        <w:t xml:space="preserve">IdorDemoService.getProfileSecure() </w:t>
-      </w:r>
-      <w:r>
-        <w:t>처럼</w:t>
-      </w:r>
-      <w:r>
-        <w:t xml:space="preserve"> "</w:t>
-      </w:r>
-      <w:r>
-        <w:t>본인</w:t>
-      </w:r>
-      <w:r>
-        <w:t xml:space="preserve"> </w:t>
-      </w:r>
-      <w:r>
-        <w:t>또는</w:t>
-      </w:r>
-      <w:r>
-        <w:t xml:space="preserve"> </w:t>
-      </w:r>
-      <w:r>
-        <w:t>관리자</w:t>
-      </w:r>
-      <w:r>
-        <w:t>"</w:t>
-      </w:r>
-      <w:r>
-        <w:t>만</w:t>
-      </w:r>
-      <w:r>
-        <w:t xml:space="preserve"> </w:t>
-      </w:r>
-      <w:r>
-        <w:t>허용하고</w:t>
-      </w:r>
-      <w:r>
-        <w:t xml:space="preserve">, </w:t>
-      </w:r>
-      <w:r>
-        <w:t>그</w:t>
-      </w:r>
-      <w:r>
-        <w:t xml:space="preserve"> </w:t>
-      </w:r>
-      <w:r>
-        <w:t>외에는</w:t>
-      </w:r>
-      <w:r>
-        <w:t xml:space="preserve"> AccessDeniedException(403)</w:t>
-      </w:r>
-      <w:r>
-        <w:t>을</w:t>
-      </w:r>
-      <w:r>
-        <w:t xml:space="preserve"> </w:t>
-      </w:r>
-      <w:r>
-        <w:t>던진다</w:t>
-      </w:r>
-      <w:r>
-        <w:t>. (4</w:t>
-      </w:r>
-      <w:r>
-        <w:t>장</w:t>
-      </w:r>
-      <w:r>
-        <w:t xml:space="preserve"> </w:t>
-      </w:r>
-      <w:r>
-        <w:t>안전</w:t>
-      </w:r>
-      <w:r>
-        <w:t xml:space="preserve"> </w:t>
-      </w:r>
-      <w:r>
-        <w:t>코드</w:t>
-      </w:r>
-      <w:r>
-        <w:t xml:space="preserve"> </w:t>
-      </w:r>
-      <w:r>
-        <w:t>참고</w:t>
-      </w:r>
-      <w:r>
-        <w:t>)</w:t>
-      </w:r>
-    </w:p>
-    <w:p>
-      <w:pPr>
-        <w:spacing w:after="100" w:line="276" w:lineRule="auto"/>
-      </w:pPr>
-      <w:r>
-        <w:rPr>
-          <w:b/>
-          <w:bCs/>
-        </w:rPr>
-        <w:t xml:space="preserve">② </w:t>
-      </w:r>
-      <w:r>
-        <w:rPr>
-          <w:b/>
-          <w:bCs/>
-        </w:rPr>
-        <w:t>실제</w:t>
-      </w:r>
-      <w:r>
-        <w:rPr>
-          <w:b/>
-          <w:bCs/>
-        </w:rPr>
-        <w:t xml:space="preserve"> /api/users </w:t>
-      </w:r>
-      <w:r>
-        <w:rPr>
-          <w:b/>
-          <w:bCs/>
-        </w:rPr>
-        <w:t>하드닝</w:t>
-      </w:r>
-      <w:r>
-        <w:rPr>
-          <w:b/>
-          <w:bCs/>
-        </w:rPr>
-        <w:t xml:space="preserve"> — </w:t>
-      </w:r>
-      <w:r>
-        <w:t>UserRestController·UserServiceController</w:t>
-      </w:r>
-      <w:r>
-        <w:t>의</w:t>
-      </w:r>
-      <w:r>
-        <w:t xml:space="preserve"> </w:t>
-      </w:r>
-      <w:r>
-        <w:t>조회</w:t>
-      </w:r>
-      <w:r>
-        <w:t>/</w:t>
-      </w:r>
-      <w:r>
-        <w:t>수정</w:t>
-      </w:r>
-      <w:r>
-        <w:t>/</w:t>
-      </w:r>
-      <w:r>
-        <w:t>삭제에</w:t>
-      </w:r>
-      <w:r>
-        <w:t xml:space="preserve"> </w:t>
-      </w:r>
-      <w:r>
-        <w:t>함수</w:t>
-      </w:r>
-      <w:r>
-        <w:t xml:space="preserve"> </w:t>
-      </w:r>
-      <w:r>
-        <w:t>수준</w:t>
-      </w:r>
-      <w:r>
-        <w:t xml:space="preserve"> </w:t>
-      </w:r>
-      <w:r>
-        <w:t>인가와</w:t>
-      </w:r>
-      <w:r>
-        <w:t xml:space="preserve"> </w:t>
-      </w:r>
-      <w:r>
-        <w:t>소유권</w:t>
-      </w:r>
-      <w:r>
-        <w:t xml:space="preserve"> </w:t>
-      </w:r>
-      <w:r>
-        <w:t>검사를</w:t>
-      </w:r>
-      <w:r>
-        <w:t xml:space="preserve"> </w:t>
-      </w:r>
-      <w:r>
-        <w:t>추가한다</w:t>
-      </w:r>
-      <w:r>
-        <w:t>.</w:t>
-      </w:r>
-    </w:p>
-    <w:p>
-      <w:pPr>
-        <w:pBdr>
-          <w:top w:val="single" w:sz="4" w:space="3" w:color="D9D9D9"/>
-          <w:left w:val="single" w:sz="18" w:space="6" w:color="C0C0C0"/>
-        </w:pBdr>
-        <w:shd w:val="clear" w:color="auto" w:fill="F4F4F4"/>
-      </w:pPr>
-      <w:r>
         <w:rPr>
           <w:rFonts w:ascii="Consolas" w:hAnsi="Consolas"/>
           <w:sz w:val="18"/>
           <w:szCs w:val="18"/>
         </w:rPr>
-        <w:t>// [</w:t>
-      </w:r>
+        <w:t>허용</w:t>
+      </w:r>
+    </w:p>
+    <w:p>
+      <w:pPr>
+        <w:pBdr>
+          <w:left w:val="single" w:sz="18" w:space="6" w:color="C0C0C0"/>
+        </w:pBdr>
+        <w:shd w:val="clear" w:color="auto" w:fill="F4F4F4"/>
+      </w:pPr>
       <w:r>
         <w:rPr>
           <w:rFonts w:ascii="Consolas" w:hAnsi="Consolas"/>
           <w:sz w:val="18"/>
           <w:szCs w:val="18"/>
         </w:rPr>
-        <w:t>안전</w:t>
-      </w:r>
-      <w:r>
-        <w:rPr>
-          <w:rFonts w:ascii="Consolas" w:hAnsi="Consolas"/>
-          <w:sz w:val="18"/>
-          <w:szCs w:val="18"/>
-        </w:rPr>
-        <w:t xml:space="preserve">] </w:t>
-      </w:r>
-      <w:r>
-        <w:rPr>
-          <w:rFonts w:ascii="Consolas" w:hAnsi="Consolas"/>
-          <w:sz w:val="18"/>
-          <w:szCs w:val="18"/>
-        </w:rPr>
-        <w:t>관리자이거나</w:t>
-      </w:r>
-      <w:r>
-        <w:rPr>
-          <w:rFonts w:ascii="Consolas" w:hAnsi="Consolas"/>
-          <w:sz w:val="18"/>
-          <w:szCs w:val="18"/>
-        </w:rPr>
-        <w:t xml:space="preserve">, </w:t>
-      </w:r>
-      <w:r>
-        <w:rPr>
-          <w:rFonts w:ascii="Consolas" w:hAnsi="Consolas"/>
-          <w:sz w:val="18"/>
-          <w:szCs w:val="18"/>
-        </w:rPr>
-        <w:t>요청한</w:t>
-      </w:r>
-      <w:r>
-        <w:rPr>
-          <w:rFonts w:ascii="Consolas" w:hAnsi="Consolas"/>
-          <w:sz w:val="18"/>
-          <w:szCs w:val="18"/>
-        </w:rPr>
-        <w:t xml:space="preserve"> id</w:t>
-      </w:r>
-      <w:r>
-        <w:rPr>
-          <w:rFonts w:ascii="Consolas" w:hAnsi="Consolas"/>
-          <w:sz w:val="18"/>
-          <w:szCs w:val="18"/>
-        </w:rPr>
-        <w:t>가</w:t>
-      </w:r>
-      <w:r>
-        <w:rPr>
-          <w:rFonts w:ascii="Consolas" w:hAnsi="Consolas"/>
-          <w:sz w:val="18"/>
-          <w:szCs w:val="18"/>
-        </w:rPr>
-        <w:t xml:space="preserve"> </w:t>
-      </w:r>
-      <w:r>
-        <w:rPr>
-          <w:rFonts w:ascii="Consolas" w:hAnsi="Consolas"/>
-          <w:sz w:val="18"/>
-          <w:szCs w:val="18"/>
-        </w:rPr>
-        <w:t>본인일</w:t>
-      </w:r>
-      <w:r>
-        <w:rPr>
-          <w:rFonts w:ascii="Consolas" w:hAnsi="Consolas"/>
-          <w:sz w:val="18"/>
-          <w:szCs w:val="18"/>
-        </w:rPr>
-        <w:t xml:space="preserve"> </w:t>
-      </w:r>
-      <w:r>
-        <w:rPr>
-          <w:rFonts w:ascii="Consolas" w:hAnsi="Consolas"/>
-          <w:sz w:val="18"/>
-          <w:szCs w:val="18"/>
-        </w:rPr>
-        <w:t>때만</w:t>
-      </w:r>
-      <w:r>
-        <w:rPr>
-          <w:rFonts w:ascii="Consolas" w:hAnsi="Consolas"/>
-          <w:sz w:val="18"/>
-          <w:szCs w:val="18"/>
-        </w:rPr>
-        <w:t xml:space="preserve"> </w:t>
-      </w:r>
-      <w:r>
-        <w:rPr>
-          <w:rFonts w:ascii="Consolas" w:hAnsi="Consolas"/>
-          <w:sz w:val="18"/>
-          <w:szCs w:val="18"/>
-        </w:rPr>
-        <w:t>허용</w:t>
-      </w:r>
-    </w:p>
-    <w:p>
-      <w:pPr>
-        <w:pBdr>
-          <w:left w:val="single" w:sz="18" w:space="6" w:color="C0C0C0"/>
-        </w:pBdr>
-        <w:shd w:val="clear" w:color="auto" w:fill="F4F4F4"/>
-      </w:pPr>
-      <w:r>
-        <w:rPr>
-          <w:rFonts w:ascii="Consolas" w:hAnsi="Consolas"/>
-          <w:sz w:val="18"/>
-          <w:szCs w:val="18"/>
-        </w:rPr>
-        <w:t>@</w:t>
-      </w:r>
-      <w:r>
-        <w:rPr>
-          <w:rFonts w:ascii="Consolas" w:hAnsi="Consolas"/>
-          <w:sz w:val="18"/>
-          <w:szCs w:val="18"/>
-        </w:rPr>
-        <w:t>PreAuthorize("hasRole('ADMIN') or #id == principal.userInfo.id")</w:t>
+        <w:t>@PreAuthorize("hasRole('ADMIN') or #id == principal.userInfo.id")</w:t>
       </w:r>
     </w:p>
     <w:p>
@@ -2603,325 +2252,40 @@
           <w:b/>
           <w:bCs/>
         </w:rPr>
-        <w:t xml:space="preserve">③ </w:t>
-      </w:r>
-      <w:r>
-        <w:rPr>
-          <w:b/>
-          <w:bCs/>
-        </w:rPr>
-        <w:t>일관된</w:t>
-      </w:r>
-      <w:r>
-        <w:rPr>
-          <w:b/>
-          <w:bCs/>
-        </w:rPr>
-        <w:t xml:space="preserve"> </w:t>
-      </w:r>
-      <w:r>
-        <w:rPr>
-          <w:b/>
-          <w:bCs/>
-        </w:rPr>
-        <w:t>함수</w:t>
-      </w:r>
-      <w:r>
-        <w:rPr>
-          <w:b/>
-          <w:bCs/>
-        </w:rPr>
-        <w:t xml:space="preserve"> </w:t>
-      </w:r>
-      <w:r>
-        <w:rPr>
-          <w:b/>
-          <w:bCs/>
-        </w:rPr>
-        <w:t>수준</w:t>
-      </w:r>
-      <w:r>
-        <w:rPr>
-          <w:b/>
-          <w:bCs/>
-        </w:rPr>
-        <w:t xml:space="preserve"> </w:t>
-      </w:r>
-      <w:r>
-        <w:rPr>
-          <w:b/>
-          <w:bCs/>
-        </w:rPr>
-        <w:t>인가</w:t>
-      </w:r>
-      <w:r>
-        <w:rPr>
-          <w:b/>
-          <w:bCs/>
-        </w:rPr>
-        <w:t xml:space="preserve"> — </w:t>
-      </w:r>
-      <w:r>
-        <w:t>StudentController</w:t>
-      </w:r>
-      <w:r>
-        <w:t>처럼</w:t>
-      </w:r>
-      <w:r>
-        <w:t xml:space="preserve"> </w:t>
-      </w:r>
-      <w:r>
-        <w:t>쓰기</w:t>
-      </w:r>
-      <w:r>
-        <w:t xml:space="preserve"> </w:t>
-      </w:r>
-      <w:r>
-        <w:t>작업</w:t>
-      </w:r>
-      <w:r>
-        <w:t>(POST/PUT/DELETE)</w:t>
-      </w:r>
-      <w:r>
-        <w:t>에</w:t>
-      </w:r>
-      <w:r>
-        <w:t xml:space="preserve"> @PreAuthorize("hasAuthority('ROLE_ADMIN'</w:t>
-      </w:r>
-      <w:r>
-        <w:t>)")</w:t>
-      </w:r>
-      <w:r>
-        <w:t>를</w:t>
-      </w:r>
-      <w:r>
-        <w:t xml:space="preserve"> </w:t>
-      </w:r>
-      <w:r>
-        <w:t>빠짐없이</w:t>
-      </w:r>
-      <w:r>
-        <w:t xml:space="preserve"> </w:t>
-      </w:r>
-      <w:r>
-        <w:t>적용한다</w:t>
-      </w:r>
-      <w:r>
-        <w:t>.</w:t>
-      </w:r>
-    </w:p>
-    <w:p>
-      <w:pPr>
-        <w:spacing w:after="100" w:line="276" w:lineRule="auto"/>
-      </w:pPr>
-      <w:r>
-        <w:rPr>
-          <w:b/>
-          <w:bCs/>
-        </w:rPr>
-        <w:t xml:space="preserve">④ </w:t>
-      </w:r>
-      <w:r>
-        <w:rPr>
-          <w:b/>
-          <w:bCs/>
-        </w:rPr>
-        <w:t>표준</w:t>
-      </w:r>
-      <w:r>
-        <w:rPr>
-          <w:b/>
-          <w:bCs/>
-        </w:rPr>
-        <w:t xml:space="preserve"> 403 </w:t>
-      </w:r>
-      <w:r>
-        <w:rPr>
-          <w:b/>
-          <w:bCs/>
-        </w:rPr>
-        <w:t>응답</w:t>
-      </w:r>
-      <w:r>
-        <w:rPr>
-          <w:b/>
-          <w:bCs/>
-        </w:rPr>
-        <w:t xml:space="preserve"> — </w:t>
-      </w:r>
-      <w:r>
-        <w:t>@RestControllerAdvice(DefaultExceptionAdvice)</w:t>
-      </w:r>
-      <w:r>
-        <w:t>가</w:t>
-      </w:r>
-      <w:r>
-        <w:t xml:space="preserve"> AccessDeniedException</w:t>
-      </w:r>
-      <w:r>
-        <w:t>을</w:t>
-      </w:r>
-      <w:r>
-        <w:t xml:space="preserve"> 403 JSON</w:t>
-      </w:r>
-      <w:r>
-        <w:t>으로</w:t>
-      </w:r>
-      <w:r>
-        <w:t xml:space="preserve"> </w:t>
-      </w:r>
-      <w:r>
-        <w:t>변환하여</w:t>
-      </w:r>
-      <w:r>
-        <w:t xml:space="preserve">, </w:t>
-      </w:r>
-      <w:r>
-        <w:t>상세</w:t>
-      </w:r>
-      <w:r>
-        <w:t xml:space="preserve"> </w:t>
-      </w:r>
-      <w:r>
-        <w:t>정보</w:t>
-      </w:r>
-      <w:r>
-        <w:t xml:space="preserve"> </w:t>
-      </w:r>
-      <w:r>
-        <w:t>노출</w:t>
-      </w:r>
-      <w:r>
-        <w:t xml:space="preserve"> </w:t>
-      </w:r>
-      <w:r>
-        <w:t>없이</w:t>
-      </w:r>
-      <w:r>
-        <w:t xml:space="preserve"> </w:t>
-      </w:r>
-      <w:r>
-        <w:t>거부한다</w:t>
-      </w:r>
-      <w:r>
-        <w:t>.</w:t>
-      </w:r>
-    </w:p>
-    <w:p>
-      <w:pPr>
-        <w:spacing w:after="100" w:line="276" w:lineRule="auto"/>
-      </w:pPr>
-      <w:r>
-        <w:rPr>
-          <w:b/>
-          <w:bCs/>
-        </w:rPr>
-        <w:t xml:space="preserve">⑤ </w:t>
-      </w:r>
-      <w:r>
-        <w:rPr>
-          <w:b/>
-          <w:bCs/>
-        </w:rPr>
-        <w:t>응답</w:t>
-      </w:r>
-      <w:r>
-        <w:rPr>
-          <w:b/>
-          <w:bCs/>
-        </w:rPr>
-        <w:t xml:space="preserve"> </w:t>
-      </w:r>
-      <w:r>
-        <w:rPr>
-          <w:b/>
-          <w:bCs/>
-        </w:rPr>
-        <w:t>최소</w:t>
-      </w:r>
-      <w:r>
-        <w:rPr>
-          <w:b/>
-          <w:bCs/>
-        </w:rPr>
-        <w:t xml:space="preserve"> </w:t>
-      </w:r>
-      <w:r>
-        <w:rPr>
-          <w:b/>
-          <w:bCs/>
-        </w:rPr>
-        <w:t>노출</w:t>
-      </w:r>
-      <w:r>
-        <w:rPr>
-          <w:b/>
-          <w:bCs/>
-        </w:rPr>
-        <w:t xml:space="preserve"> — </w:t>
-      </w:r>
-      <w:r>
-        <w:t>ProfileResponse</w:t>
-      </w:r>
-      <w:r>
-        <w:t>처럼</w:t>
-      </w:r>
-      <w:r>
-        <w:t xml:space="preserve"> DTO</w:t>
-      </w:r>
-      <w:r>
-        <w:t>로</w:t>
-      </w:r>
-      <w:r>
-        <w:t xml:space="preserve"> </w:t>
-      </w:r>
-      <w:r>
-        <w:t>필요한</w:t>
-      </w:r>
-      <w:r>
-        <w:t xml:space="preserve"> </w:t>
-      </w:r>
-      <w:r>
-        <w:t>필드만</w:t>
-      </w:r>
-      <w:r>
-        <w:t xml:space="preserve"> </w:t>
-      </w:r>
-      <w:r>
-        <w:t>반환하고</w:t>
-      </w:r>
-      <w:r>
-        <w:t xml:space="preserve">, </w:t>
-      </w:r>
-      <w:r>
-        <w:t>비밀번호</w:t>
-      </w:r>
-      <w:r>
-        <w:t xml:space="preserve"> </w:t>
-      </w:r>
-      <w:r>
-        <w:t>등</w:t>
-      </w:r>
-      <w:r>
-        <w:t xml:space="preserve"> </w:t>
-      </w:r>
-      <w:r>
-        <w:t>민감</w:t>
-      </w:r>
-      <w:r>
-        <w:t xml:space="preserve"> </w:t>
-      </w:r>
-      <w:r>
-        <w:t>필드는</w:t>
-      </w:r>
-      <w:r>
-        <w:t xml:space="preserve"> </w:t>
-      </w:r>
-      <w:r>
-        <w:t>제외한다</w:t>
-      </w:r>
-      <w:r>
-        <w:t>.</w:t>
+        <w:t xml:space="preserve">③ 일관된 함수 수준 인가 — </w:t>
+      </w:r>
+      <w:r>
+        <w:t>StudentController처럼 쓰기 작업(POST/PUT/DELETE)에 @PreAuthorize("hasAuthority('ROLE_ADMIN')")를 빠짐없이 적용한다.</w:t>
+      </w:r>
+    </w:p>
+    <w:p>
+      <w:pPr>
+        <w:spacing w:after="100" w:line="276" w:lineRule="auto"/>
+      </w:pPr>
+      <w:r>
+        <w:rPr>
+          <w:b/>
+          <w:bCs/>
+        </w:rPr>
+        <w:t xml:space="preserve">④ 표준 403 응답 — </w:t>
+      </w:r>
+      <w:r>
+        <w:t>@RestControllerAdvice(DefaultExceptionAdvice)가 AccessDeniedException을 403 JSON으로 변환하여, 상세 정보 노출 없이 거부한다.</w:t>
+      </w:r>
+    </w:p>
+    <w:p>
+      <w:pPr>
+        <w:spacing w:after="100" w:line="276" w:lineRule="auto"/>
+      </w:pPr>
+      <w:r>
+        <w:rPr>
+          <w:b/>
+          <w:bCs/>
+        </w:rPr>
+        <w:t xml:space="preserve">⑤ 응답 최소 노출 — </w:t>
+      </w:r>
+      <w:r>
+        <w:t>ProfileResponse처럼 DTO로 필요한 필드만 반환하고, 비밀번호 등 민감 필드는 제외한다.</w:t>
       </w:r>
     </w:p>
     <w:p>
@@ -2935,367 +2299,45 @@
           <w:bCs/>
           <w:color w:val="2E5496"/>
         </w:rPr>
-        <w:t xml:space="preserve">7-2. </w:t>
-      </w:r>
-      <w:r>
-        <w:rPr>
-          <w:b/>
-          <w:bCs/>
-          <w:color w:val="2E5496"/>
-        </w:rPr>
-        <w:t>추가</w:t>
-      </w:r>
-      <w:r>
-        <w:rPr>
-          <w:b/>
-          <w:bCs/>
-          <w:color w:val="2E5496"/>
-        </w:rPr>
-        <w:t xml:space="preserve"> </w:t>
-      </w:r>
-      <w:r>
-        <w:rPr>
-          <w:b/>
-          <w:bCs/>
-          <w:color w:val="2E5496"/>
-        </w:rPr>
-        <w:t>방어</w:t>
-      </w:r>
-      <w:r>
-        <w:rPr>
-          <w:b/>
-          <w:bCs/>
-          <w:color w:val="2E5496"/>
-        </w:rPr>
-        <w:t xml:space="preserve"> </w:t>
-      </w:r>
-      <w:r>
-        <w:rPr>
-          <w:b/>
-          <w:bCs/>
-          <w:color w:val="2E5496"/>
-        </w:rPr>
-        <w:t>대책</w:t>
-      </w:r>
-      <w:r>
-        <w:rPr>
-          <w:b/>
-          <w:bCs/>
-          <w:color w:val="2E5496"/>
-        </w:rPr>
-        <w:t xml:space="preserve"> (</w:t>
-      </w:r>
-      <w:r>
-        <w:rPr>
-          <w:b/>
-          <w:bCs/>
-          <w:color w:val="2E5496"/>
-        </w:rPr>
-        <w:t>일반</w:t>
-      </w:r>
-      <w:r>
-        <w:rPr>
-          <w:b/>
-          <w:bCs/>
-          <w:color w:val="2E5496"/>
-        </w:rPr>
-        <w:t xml:space="preserve"> </w:t>
-      </w:r>
-      <w:r>
-        <w:rPr>
-          <w:b/>
-          <w:bCs/>
-          <w:color w:val="2E5496"/>
-        </w:rPr>
-        <w:t>대책</w:t>
-      </w:r>
-      <w:r>
-        <w:rPr>
-          <w:b/>
-          <w:bCs/>
-          <w:color w:val="2E5496"/>
-        </w:rPr>
-        <w:t>)</w:t>
-      </w:r>
-    </w:p>
-    <w:p>
-      <w:pPr>
-        <w:spacing w:after="100" w:line="276" w:lineRule="auto"/>
-      </w:pPr>
-      <w:r>
-        <w:t>특정</w:t>
-      </w:r>
-      <w:r>
-        <w:t xml:space="preserve"> </w:t>
-      </w:r>
-      <w:r>
-        <w:t>앱에</w:t>
-      </w:r>
-      <w:r>
-        <w:t xml:space="preserve"> </w:t>
-      </w:r>
-      <w:r>
-        <w:t>국한되지</w:t>
-      </w:r>
-      <w:r>
-        <w:t xml:space="preserve"> </w:t>
-      </w:r>
-      <w:r>
-        <w:t>않고</w:t>
-      </w:r>
-      <w:r>
-        <w:t>, IDOR(In</w:t>
-      </w:r>
-      <w:r>
-        <w:t xml:space="preserve">secure Direct Object Reference) </w:t>
-      </w:r>
-      <w:r>
-        <w:t>전반에</w:t>
-      </w:r>
-      <w:r>
-        <w:t xml:space="preserve"> </w:t>
-      </w:r>
-      <w:r>
-        <w:t>적용할</w:t>
-      </w:r>
-      <w:r>
-        <w:t xml:space="preserve"> </w:t>
-      </w:r>
-      <w:r>
-        <w:t>수</w:t>
-      </w:r>
-      <w:r>
-        <w:t xml:space="preserve"> </w:t>
-      </w:r>
-      <w:r>
-        <w:t>있는</w:t>
-      </w:r>
-      <w:r>
-        <w:t xml:space="preserve"> </w:t>
-      </w:r>
-      <w:r>
-        <w:t>방어들이다</w:t>
-      </w:r>
-      <w:r>
-        <w:t>.</w:t>
-      </w:r>
-    </w:p>
-    <w:p>
-      <w:pPr>
-        <w:spacing w:after="100" w:line="276" w:lineRule="auto"/>
-      </w:pPr>
-      <w:r>
-        <w:rPr>
-          <w:b/>
-          <w:bCs/>
-        </w:rPr>
-        <w:t xml:space="preserve">• </w:t>
-      </w:r>
-      <w:r>
-        <w:rPr>
-          <w:b/>
-          <w:bCs/>
-        </w:rPr>
-        <w:t>기본</w:t>
-      </w:r>
-      <w:r>
-        <w:rPr>
-          <w:b/>
-          <w:bCs/>
-        </w:rPr>
-        <w:t xml:space="preserve"> </w:t>
-      </w:r>
-      <w:r>
-        <w:rPr>
-          <w:b/>
-          <w:bCs/>
-        </w:rPr>
-        <w:t>거부</w:t>
-      </w:r>
-      <w:r>
-        <w:rPr>
-          <w:b/>
-          <w:bCs/>
-        </w:rPr>
-        <w:t xml:space="preserve">(Deny by default) — </w:t>
-      </w:r>
-      <w:r>
-        <w:t>명시적으로</w:t>
-      </w:r>
-      <w:r>
-        <w:t xml:space="preserve"> </w:t>
-      </w:r>
-      <w:r>
-        <w:t>허용한</w:t>
-      </w:r>
-      <w:r>
-        <w:t xml:space="preserve"> </w:t>
-      </w:r>
-      <w:r>
-        <w:t>접근</w:t>
-      </w:r>
-      <w:r>
-        <w:t xml:space="preserve"> </w:t>
-      </w:r>
-      <w:r>
-        <w:t>외에는</w:t>
-      </w:r>
-      <w:r>
-        <w:t xml:space="preserve"> </w:t>
-      </w:r>
-      <w:r>
-        <w:t>모두</w:t>
-      </w:r>
-      <w:r>
-        <w:t xml:space="preserve"> </w:t>
-      </w:r>
-      <w:r>
-        <w:t>차단하는</w:t>
-      </w:r>
-      <w:r>
-        <w:t xml:space="preserve"> </w:t>
-      </w:r>
-      <w:r>
-        <w:t>것을</w:t>
-      </w:r>
-      <w:r>
-        <w:t xml:space="preserve"> </w:t>
-      </w:r>
-      <w:r>
-        <w:t>기본</w:t>
-      </w:r>
-      <w:r>
-        <w:t xml:space="preserve"> </w:t>
-      </w:r>
-      <w:r>
-        <w:t>정책으로</w:t>
-      </w:r>
-      <w:r>
-        <w:t xml:space="preserve"> </w:t>
-      </w:r>
-      <w:r>
-        <w:t>삼는다</w:t>
-      </w:r>
-      <w:r>
-        <w:t>.</w:t>
-      </w:r>
-    </w:p>
-    <w:p>
-      <w:pPr>
-        <w:spacing w:after="100" w:line="276" w:lineRule="auto"/>
-      </w:pPr>
-      <w:r>
-        <w:rPr>
-          <w:b/>
-          <w:bCs/>
-        </w:rPr>
-        <w:t xml:space="preserve">• </w:t>
-      </w:r>
-      <w:r>
-        <w:rPr>
-          <w:b/>
-          <w:bCs/>
-        </w:rPr>
-        <w:t>중앙집중식</w:t>
-      </w:r>
-      <w:r>
-        <w:rPr>
-          <w:b/>
-          <w:bCs/>
-        </w:rPr>
-        <w:t xml:space="preserve"> </w:t>
-      </w:r>
-      <w:r>
-        <w:rPr>
-          <w:b/>
-          <w:bCs/>
-        </w:rPr>
-        <w:t>인가</w:t>
-      </w:r>
-      <w:r>
-        <w:rPr>
-          <w:b/>
-          <w:bCs/>
-        </w:rPr>
-        <w:t xml:space="preserve"> — </w:t>
-      </w:r>
-      <w:r>
-        <w:t>공통</w:t>
-      </w:r>
-      <w:r>
-        <w:t xml:space="preserve"> </w:t>
-      </w:r>
-      <w:r>
-        <w:t>인가</w:t>
-      </w:r>
-      <w:r>
-        <w:t xml:space="preserve"> </w:t>
-      </w:r>
-      <w:r>
-        <w:t>계층</w:t>
-      </w:r>
-      <w:r>
-        <w:t>(AOP·</w:t>
-      </w:r>
-      <w:r>
-        <w:t>메서드</w:t>
-      </w:r>
-      <w:r>
-        <w:t xml:space="preserve"> </w:t>
-      </w:r>
-      <w:r>
-        <w:t>시큐리티</w:t>
-      </w:r>
-      <w:r>
-        <w:t>·</w:t>
-      </w:r>
-      <w:r>
-        <w:t>정책</w:t>
-      </w:r>
-      <w:r>
-        <w:t xml:space="preserve"> </w:t>
-      </w:r>
-      <w:r>
-        <w:t>엔진</w:t>
-      </w:r>
-      <w:r>
-        <w:t>)</w:t>
-      </w:r>
-      <w:r>
-        <w:t>에서</w:t>
-      </w:r>
-      <w:r>
-        <w:t xml:space="preserve"> </w:t>
-      </w:r>
-      <w:r>
-        <w:t>검사해</w:t>
-      </w:r>
-      <w:r>
-        <w:t xml:space="preserve"> </w:t>
-      </w:r>
-      <w:r>
-        <w:t>개별</w:t>
-      </w:r>
-      <w:r>
-        <w:t xml:space="preserve"> </w:t>
-      </w:r>
-      <w:r>
-        <w:t>엔드포인트의</w:t>
-      </w:r>
-      <w:r>
-        <w:t xml:space="preserve"> </w:t>
-      </w:r>
-      <w:r>
-        <w:t>누락을</w:t>
-      </w:r>
-      <w:r>
-        <w:t xml:space="preserve"> </w:t>
-      </w:r>
-      <w:r>
-        <w:t>방지한다</w:t>
-      </w:r>
-      <w:r>
-        <w:t>.</w:t>
+        <w:t>7-2. 추가 방어 대책 (일반 대책)</w:t>
+      </w:r>
+    </w:p>
+    <w:p>
+      <w:pPr>
+        <w:spacing w:after="100" w:line="276" w:lineRule="auto"/>
+      </w:pPr>
+      <w:r>
+        <w:t>특정 앱에 국한되지 않고, IDOR(Insecure Direct Object Reference) 전반에 적용할 수 있는 방어들이다.</w:t>
+      </w:r>
+    </w:p>
+    <w:p>
+      <w:pPr>
+        <w:spacing w:after="100" w:line="276" w:lineRule="auto"/>
+      </w:pPr>
+      <w:r>
+        <w:rPr>
+          <w:b/>
+          <w:bCs/>
+        </w:rPr>
+        <w:t xml:space="preserve">• 기본 거부(Deny by default) — </w:t>
+      </w:r>
+      <w:r>
+        <w:t>명시적으로 허용한 접근 외에는 모두 차단하는 것을 기본 정책으로 삼는다.</w:t>
+      </w:r>
+    </w:p>
+    <w:p>
+      <w:pPr>
+        <w:spacing w:after="100" w:line="276" w:lineRule="auto"/>
+      </w:pPr>
+      <w:r>
+        <w:rPr>
+          <w:b/>
+          <w:bCs/>
+        </w:rPr>
+        <w:t xml:space="preserve">• 중앙집중식 인가 — </w:t>
+      </w:r>
+      <w:r>
+        <w:t>공통 인가 계층(AOP·메서드 시큐리티·정책 엔진)에서 검사해 개별 엔드포인트의 누락을 방지한다.</w:t>
       </w:r>
     </w:p>
     <w:p>
@@ -3310,583 +2352,67 @@
         <w:t xml:space="preserve">• RBAC / ABAC — </w:t>
       </w:r>
       <w:r>
-        <w:t>역할</w:t>
-      </w:r>
-      <w:r>
-        <w:t xml:space="preserve"> </w:t>
-      </w:r>
-      <w:r>
-        <w:t>기반</w:t>
-      </w:r>
-      <w:r>
-        <w:t xml:space="preserve">(Role-Based) </w:t>
-      </w:r>
-      <w:r>
-        <w:t>또는</w:t>
-      </w:r>
-      <w:r>
-        <w:t xml:space="preserve"> </w:t>
-      </w:r>
-      <w:r>
-        <w:t>속성</w:t>
-      </w:r>
-      <w:r>
-        <w:t xml:space="preserve"> </w:t>
-      </w:r>
-      <w:r>
-        <w:t>기반</w:t>
-      </w:r>
-      <w:r>
-        <w:t xml:space="preserve">(Attribute-Based) </w:t>
-      </w:r>
-      <w:r>
-        <w:t>접근</w:t>
-      </w:r>
-      <w:r>
-        <w:t xml:space="preserve"> </w:t>
-      </w:r>
-      <w:r>
-        <w:t>제어</w:t>
-      </w:r>
-      <w:r>
-        <w:t xml:space="preserve"> </w:t>
-      </w:r>
-      <w:r>
-        <w:t>모델</w:t>
-      </w:r>
-      <w:r>
-        <w:t>로</w:t>
-      </w:r>
-      <w:r>
-        <w:t xml:space="preserve"> </w:t>
-      </w:r>
-      <w:r>
-        <w:t>권한</w:t>
-      </w:r>
-      <w:r>
-        <w:t xml:space="preserve"> </w:t>
-      </w:r>
-      <w:r>
-        <w:t>규칙을</w:t>
-      </w:r>
-      <w:r>
-        <w:t xml:space="preserve"> </w:t>
-      </w:r>
-      <w:r>
-        <w:t>체계화한다</w:t>
-      </w:r>
-      <w:r>
-        <w:t>.</w:t>
-      </w:r>
-    </w:p>
-    <w:p>
-      <w:pPr>
-        <w:spacing w:after="100" w:line="276" w:lineRule="auto"/>
-      </w:pPr>
-      <w:r>
-        <w:rPr>
-          <w:b/>
-          <w:bCs/>
-        </w:rPr>
-        <w:t xml:space="preserve">• </w:t>
-      </w:r>
-      <w:r>
-        <w:rPr>
-          <w:b/>
-          <w:bCs/>
-        </w:rPr>
-        <w:t>예측</w:t>
-      </w:r>
-      <w:r>
-        <w:rPr>
-          <w:b/>
-          <w:bCs/>
-        </w:rPr>
-        <w:t xml:space="preserve"> </w:t>
-      </w:r>
-      <w:r>
-        <w:rPr>
-          <w:b/>
-          <w:bCs/>
-        </w:rPr>
-        <w:t>불가</w:t>
-      </w:r>
-      <w:r>
-        <w:rPr>
-          <w:b/>
-          <w:bCs/>
-        </w:rPr>
-        <w:t xml:space="preserve"> </w:t>
-      </w:r>
-      <w:r>
-        <w:rPr>
-          <w:b/>
-          <w:bCs/>
-        </w:rPr>
-        <w:t>식별자</w:t>
-      </w:r>
-      <w:r>
-        <w:rPr>
-          <w:b/>
-          <w:bCs/>
-        </w:rPr>
-        <w:t xml:space="preserve"> — </w:t>
-      </w:r>
-      <w:r>
-        <w:t>순차</w:t>
-      </w:r>
-      <w:r>
-        <w:t xml:space="preserve"> </w:t>
-      </w:r>
-      <w:r>
-        <w:t>증가</w:t>
-      </w:r>
-      <w:r>
-        <w:t xml:space="preserve"> id </w:t>
-      </w:r>
-      <w:r>
-        <w:t>대신</w:t>
-      </w:r>
-      <w:r>
-        <w:t xml:space="preserve"> UUID </w:t>
-      </w:r>
-      <w:r>
-        <w:t>등을</w:t>
-      </w:r>
-      <w:r>
-        <w:t xml:space="preserve"> </w:t>
-      </w:r>
-      <w:r>
-        <w:t>사용해</w:t>
-      </w:r>
-      <w:r>
-        <w:t xml:space="preserve"> </w:t>
-      </w:r>
-      <w:r>
-        <w:t>열거</w:t>
-      </w:r>
-      <w:r>
-        <w:t>(enumeration)</w:t>
-      </w:r>
-      <w:r>
-        <w:t>를</w:t>
-      </w:r>
-      <w:r>
-        <w:t xml:space="preserve"> </w:t>
-      </w:r>
-      <w:r>
-        <w:t>어렵게</w:t>
-      </w:r>
-      <w:r>
-        <w:t xml:space="preserve"> </w:t>
-      </w:r>
-      <w:r>
-        <w:t>한다</w:t>
-      </w:r>
-      <w:r>
-        <w:t>. (</w:t>
-      </w:r>
-      <w:r>
-        <w:t>보조</w:t>
-      </w:r>
-      <w:r>
-        <w:t xml:space="preserve"> </w:t>
-      </w:r>
-      <w:r>
-        <w:t>수단이며</w:t>
-      </w:r>
-      <w:r>
-        <w:t xml:space="preserve"> </w:t>
-      </w:r>
-      <w:r>
-        <w:t>인가를</w:t>
-      </w:r>
-      <w:r>
-        <w:t xml:space="preserve"> </w:t>
-      </w:r>
-      <w:r>
-        <w:t>대체하지</w:t>
-      </w:r>
-      <w:r>
-        <w:t xml:space="preserve"> </w:t>
-      </w:r>
-      <w:r>
-        <w:t>못한다</w:t>
-      </w:r>
-      <w:r>
-        <w:t>)</w:t>
-      </w:r>
-    </w:p>
-    <w:p>
-      <w:pPr>
-        <w:spacing w:after="100" w:line="276" w:lineRule="auto"/>
-      </w:pPr>
-      <w:r>
-        <w:rPr>
-          <w:b/>
-          <w:bCs/>
-        </w:rPr>
-        <w:t xml:space="preserve">• </w:t>
-      </w:r>
-      <w:r>
-        <w:rPr>
-          <w:b/>
-          <w:bCs/>
-        </w:rPr>
-        <w:t>간접</w:t>
-      </w:r>
-      <w:r>
-        <w:rPr>
-          <w:b/>
-          <w:bCs/>
-        </w:rPr>
-        <w:t xml:space="preserve"> </w:t>
-      </w:r>
-      <w:r>
-        <w:rPr>
-          <w:b/>
-          <w:bCs/>
-        </w:rPr>
-        <w:t>참조</w:t>
-      </w:r>
-      <w:r>
-        <w:rPr>
-          <w:b/>
-          <w:bCs/>
-        </w:rPr>
-        <w:t xml:space="preserve"> </w:t>
-      </w:r>
-      <w:r>
-        <w:rPr>
-          <w:b/>
-          <w:bCs/>
-        </w:rPr>
-        <w:t>맵</w:t>
-      </w:r>
-      <w:r>
-        <w:rPr>
-          <w:b/>
-          <w:bCs/>
-        </w:rPr>
-        <w:t xml:space="preserve">(Indirect Reference Map) — </w:t>
-      </w:r>
-      <w:r>
-        <w:t>실제</w:t>
-      </w:r>
-      <w:r>
-        <w:t xml:space="preserve"> id</w:t>
-      </w:r>
-      <w:r>
-        <w:t>를</w:t>
-      </w:r>
-      <w:r>
-        <w:t xml:space="preserve"> </w:t>
-      </w:r>
-      <w:r>
-        <w:t>노출하지</w:t>
-      </w:r>
-      <w:r>
-        <w:t xml:space="preserve"> </w:t>
-      </w:r>
-      <w:r>
-        <w:t>않고</w:t>
-      </w:r>
-      <w:r>
-        <w:t xml:space="preserve">, </w:t>
-      </w:r>
-      <w:r>
-        <w:t>사용자별</w:t>
-      </w:r>
-      <w:r>
-        <w:t xml:space="preserve"> </w:t>
-      </w:r>
-      <w:r>
-        <w:t>임시</w:t>
-      </w:r>
-      <w:r>
-        <w:t xml:space="preserve"> </w:t>
-      </w:r>
-      <w:r>
-        <w:t>참조값을</w:t>
-      </w:r>
-      <w:r>
-        <w:t xml:space="preserve"> </w:t>
-      </w:r>
-      <w:r>
-        <w:t>서버에서</w:t>
-      </w:r>
-      <w:r>
-        <w:t xml:space="preserve"> </w:t>
-      </w:r>
-      <w:r>
-        <w:t>실제</w:t>
-      </w:r>
-      <w:r>
-        <w:t xml:space="preserve"> </w:t>
-      </w:r>
-      <w:r>
-        <w:t>객체로</w:t>
-      </w:r>
-      <w:r>
-        <w:t xml:space="preserve"> </w:t>
-      </w:r>
-      <w:r>
-        <w:t>매핑한다</w:t>
-      </w:r>
-      <w:r>
-        <w:t>.</w:t>
-      </w:r>
-    </w:p>
-    <w:p>
-      <w:pPr>
-        <w:spacing w:after="100" w:line="276" w:lineRule="auto"/>
-      </w:pPr>
-      <w:r>
-        <w:rPr>
-          <w:b/>
-          <w:bCs/>
-        </w:rPr>
-        <w:t xml:space="preserve">• </w:t>
-      </w:r>
-      <w:r>
-        <w:rPr>
-          <w:b/>
-          <w:bCs/>
-        </w:rPr>
-        <w:t>열거</w:t>
-      </w:r>
-      <w:r>
-        <w:rPr>
-          <w:b/>
-          <w:bCs/>
-        </w:rPr>
-        <w:t>·</w:t>
-      </w:r>
-      <w:r>
-        <w:rPr>
-          <w:b/>
-          <w:bCs/>
-        </w:rPr>
-        <w:t>이상</w:t>
-      </w:r>
-      <w:r>
-        <w:rPr>
-          <w:b/>
-          <w:bCs/>
-        </w:rPr>
-        <w:t xml:space="preserve"> </w:t>
-      </w:r>
-      <w:r>
-        <w:rPr>
-          <w:b/>
-          <w:bCs/>
-        </w:rPr>
-        <w:t>접근</w:t>
-      </w:r>
-      <w:r>
-        <w:rPr>
-          <w:b/>
-          <w:bCs/>
-        </w:rPr>
-        <w:t xml:space="preserve"> </w:t>
-      </w:r>
-      <w:r>
-        <w:rPr>
-          <w:b/>
-          <w:bCs/>
-        </w:rPr>
-        <w:t>탐지</w:t>
-      </w:r>
-      <w:r>
-        <w:rPr>
-          <w:b/>
-          <w:bCs/>
-        </w:rPr>
-        <w:t xml:space="preserve"> — </w:t>
-      </w:r>
-      <w:r>
-        <w:t>요청</w:t>
-      </w:r>
-      <w:r>
-        <w:t xml:space="preserve"> </w:t>
-      </w:r>
-      <w:r>
-        <w:t>속도</w:t>
-      </w:r>
-      <w:r>
-        <w:t xml:space="preserve"> </w:t>
-      </w:r>
-      <w:r>
-        <w:t>제한</w:t>
-      </w:r>
-      <w:r>
-        <w:t xml:space="preserve">(rate limiting), </w:t>
-      </w:r>
-      <w:r>
-        <w:t>접근</w:t>
-      </w:r>
-      <w:r>
-        <w:t xml:space="preserve"> </w:t>
-      </w:r>
-      <w:r>
-        <w:t>로깅과</w:t>
-      </w:r>
-      <w:r>
-        <w:t xml:space="preserve"> </w:t>
-      </w:r>
-      <w:r>
-        <w:t>모니터링으로</w:t>
-      </w:r>
-      <w:r>
-        <w:t xml:space="preserve"> </w:t>
-      </w:r>
-      <w:r>
-        <w:t>대량</w:t>
-      </w:r>
-      <w:r>
-        <w:t xml:space="preserve"> </w:t>
-      </w:r>
-      <w:r>
-        <w:t>조회</w:t>
-      </w:r>
-      <w:r>
-        <w:t>·</w:t>
-      </w:r>
-      <w:r>
-        <w:t>비정상</w:t>
-      </w:r>
-      <w:r>
-        <w:t xml:space="preserve"> </w:t>
-      </w:r>
-      <w:r>
-        <w:t>접근을</w:t>
-      </w:r>
-      <w:r>
-        <w:t xml:space="preserve"> </w:t>
-      </w:r>
-      <w:r>
-        <w:t>탐지</w:t>
-      </w:r>
-      <w:r>
-        <w:t>한다</w:t>
-      </w:r>
-      <w:r>
-        <w:t>.</w:t>
-      </w:r>
-    </w:p>
-    <w:p>
-      <w:pPr>
-        <w:spacing w:after="100" w:line="276" w:lineRule="auto"/>
-      </w:pPr>
-      <w:r>
-        <w:rPr>
-          <w:b/>
-          <w:bCs/>
-        </w:rPr>
-        <w:t xml:space="preserve">• IDOR </w:t>
-      </w:r>
-      <w:r>
-        <w:rPr>
-          <w:b/>
-          <w:bCs/>
-        </w:rPr>
-        <w:t>테스트</w:t>
-      </w:r>
-      <w:r>
-        <w:rPr>
-          <w:b/>
-          <w:bCs/>
-        </w:rPr>
-        <w:t xml:space="preserve"> </w:t>
-      </w:r>
-      <w:r>
-        <w:rPr>
-          <w:b/>
-          <w:bCs/>
-        </w:rPr>
-        <w:t>자동화</w:t>
-      </w:r>
-      <w:r>
-        <w:rPr>
-          <w:b/>
-          <w:bCs/>
-        </w:rPr>
-        <w:t xml:space="preserve"> — </w:t>
-      </w:r>
-      <w:r>
-        <w:t>"</w:t>
-      </w:r>
-      <w:r>
-        <w:t>다른</w:t>
-      </w:r>
-      <w:r>
-        <w:t xml:space="preserve"> </w:t>
-      </w:r>
-      <w:r>
-        <w:t>사용자</w:t>
-      </w:r>
-      <w:r>
-        <w:t xml:space="preserve"> </w:t>
-      </w:r>
-      <w:r>
-        <w:t>토큰으로</w:t>
-      </w:r>
-      <w:r>
-        <w:t xml:space="preserve"> </w:t>
-      </w:r>
-      <w:r>
-        <w:t>남의</w:t>
-      </w:r>
-      <w:r>
-        <w:t xml:space="preserve"> </w:t>
-      </w:r>
-      <w:r>
-        <w:t>리소스에</w:t>
-      </w:r>
-      <w:r>
-        <w:t xml:space="preserve"> </w:t>
-      </w:r>
-      <w:r>
-        <w:t>접근</w:t>
-      </w:r>
-      <w:r>
-        <w:t xml:space="preserve">" </w:t>
-      </w:r>
-      <w:r>
-        <w:t>시나리오를</w:t>
-      </w:r>
-      <w:r>
-        <w:t xml:space="preserve"> </w:t>
-      </w:r>
-      <w:r>
-        <w:t>자동</w:t>
-      </w:r>
-      <w:r>
-        <w:t xml:space="preserve"> </w:t>
-      </w:r>
-      <w:r>
-        <w:t>테스트에</w:t>
-      </w:r>
-      <w:r>
-        <w:t xml:space="preserve"> </w:t>
-      </w:r>
-      <w:r>
-        <w:t>포함해</w:t>
-      </w:r>
-      <w:r>
-        <w:t xml:space="preserve"> </w:t>
-      </w:r>
-      <w:r>
-        <w:t>회귀를</w:t>
-      </w:r>
-      <w:r>
-        <w:t xml:space="preserve"> </w:t>
-      </w:r>
-      <w:r>
-        <w:t>막는다</w:t>
-      </w:r>
-      <w:r>
-        <w:t>.</w:t>
+        <w:t>역할 기반(Role-Based) 또는 속성 기반(Attribute-Based) 접근 제어 모델로 권한 규칙을 체계화한다.</w:t>
+      </w:r>
+    </w:p>
+    <w:p>
+      <w:pPr>
+        <w:spacing w:after="100" w:line="276" w:lineRule="auto"/>
+      </w:pPr>
+      <w:r>
+        <w:rPr>
+          <w:b/>
+          <w:bCs/>
+        </w:rPr>
+        <w:t xml:space="preserve">• 예측 불가 식별자 — </w:t>
+      </w:r>
+      <w:r>
+        <w:t>순차 증가 id 대신 UUID 등을 사용해 열거(enumeration)를 어렵게 한다. (보조 수단이며 인가를 대체하지 못한다)</w:t>
+      </w:r>
+    </w:p>
+    <w:p>
+      <w:pPr>
+        <w:spacing w:after="100" w:line="276" w:lineRule="auto"/>
+      </w:pPr>
+      <w:r>
+        <w:rPr>
+          <w:b/>
+          <w:bCs/>
+        </w:rPr>
+        <w:t xml:space="preserve">• 간접 참조 맵(Indirect Reference Map) — </w:t>
+      </w:r>
+      <w:r>
+        <w:t>실제 id를 노출하지 않고, 사용자별 임시 참조값을 서버에서 실제 객체로 매핑한다.</w:t>
+      </w:r>
+    </w:p>
+    <w:p>
+      <w:pPr>
+        <w:spacing w:after="100" w:line="276" w:lineRule="auto"/>
+      </w:pPr>
+      <w:r>
+        <w:rPr>
+          <w:b/>
+          <w:bCs/>
+        </w:rPr>
+        <w:t xml:space="preserve">• 열거·이상 접근 탐지 — </w:t>
+      </w:r>
+      <w:r>
+        <w:t>요청 속도 제한(rate limiting), 접근 로깅과 모니터링으로 대량 조회·비정상 접근을 탐지한다.</w:t>
+      </w:r>
+    </w:p>
+    <w:p>
+      <w:pPr>
+        <w:spacing w:after="100" w:line="276" w:lineRule="auto"/>
+      </w:pPr>
+      <w:r>
+        <w:rPr>
+          <w:b/>
+          <w:bCs/>
+        </w:rPr>
+        <w:t xml:space="preserve">• IDOR 테스트 자동화 — </w:t>
+      </w:r>
+      <w:r>
+        <w:t>"다른 사용자 토큰으로 남의 리소스에 접근" 시나리오를 자동 테스트에 포함해 회귀를 막는다.</w:t>
       </w:r>
     </w:p>
     <w:p>
@@ -3899,141 +2425,10 @@
           <w:bCs/>
           <w:color w:val="1F3864"/>
         </w:rPr>
-        <w:t>결론</w:t>
-      </w:r>
-      <w:r>
-        <w:rPr>
-          <w:b/>
-          <w:bCs/>
-          <w:color w:val="1F3864"/>
-        </w:rPr>
-        <w:t xml:space="preserve"> : </w:t>
-      </w:r>
-      <w:r>
-        <w:t>근본은</w:t>
-      </w:r>
-      <w:r>
-        <w:t xml:space="preserve"> "</w:t>
-      </w:r>
-      <w:r>
-        <w:t>인증</w:t>
-      </w:r>
-      <w:r>
-        <w:t xml:space="preserve"> != </w:t>
-      </w:r>
-      <w:r>
-        <w:t>인가</w:t>
-      </w:r>
-      <w:r>
-        <w:t>"</w:t>
-      </w:r>
-      <w:r>
-        <w:t>를</w:t>
-      </w:r>
-      <w:r>
-        <w:t xml:space="preserve"> </w:t>
-      </w:r>
-      <w:r>
-        <w:t>분리해</w:t>
-      </w:r>
-      <w:r>
-        <w:t xml:space="preserve"> </w:t>
-      </w:r>
-      <w:r>
-        <w:t>리소스마다</w:t>
-      </w:r>
-      <w:r>
-        <w:t xml:space="preserve"> </w:t>
-      </w:r>
-      <w:r>
-        <w:t>소유권</w:t>
-      </w:r>
-      <w:r>
-        <w:t>/</w:t>
-      </w:r>
-      <w:r>
-        <w:t>역할을</w:t>
-      </w:r>
-      <w:r>
-        <w:t xml:space="preserve"> </w:t>
-      </w:r>
-      <w:r>
-        <w:t>검사하는</w:t>
-      </w:r>
-      <w:r>
-        <w:t xml:space="preserve"> </w:t>
-      </w:r>
-      <w:r>
-        <w:t>것이다</w:t>
-      </w:r>
-      <w:r>
-        <w:t xml:space="preserve">. </w:t>
-      </w:r>
-      <w:r>
-        <w:t>나머지</w:t>
-      </w:r>
-      <w:r>
-        <w:t>(UUID·</w:t>
-      </w:r>
-      <w:r>
-        <w:t>로깅</w:t>
-      </w:r>
-      <w:r>
-        <w:t>·</w:t>
-      </w:r>
-      <w:r>
-        <w:t>속도</w:t>
-      </w:r>
-      <w:r>
-        <w:t xml:space="preserve"> </w:t>
-      </w:r>
-      <w:r>
-        <w:t>제한</w:t>
-      </w:r>
-      <w:r>
-        <w:t>)</w:t>
-      </w:r>
-      <w:r>
-        <w:t>는</w:t>
-      </w:r>
-      <w:r>
-        <w:t xml:space="preserve"> </w:t>
-      </w:r>
-      <w:r>
-        <w:t>이를</w:t>
-      </w:r>
-      <w:r>
-        <w:t xml:space="preserve"> </w:t>
-      </w:r>
-      <w:r>
-        <w:t>보완하는</w:t>
-      </w:r>
-      <w:r>
-        <w:t xml:space="preserve"> </w:t>
-      </w:r>
-      <w:r>
-        <w:t>방어일</w:t>
-      </w:r>
-      <w:r>
-        <w:t xml:space="preserve"> </w:t>
-      </w:r>
-      <w:r>
-        <w:t>뿐</w:t>
-      </w:r>
-      <w:r>
-        <w:t xml:space="preserve"> </w:t>
-      </w:r>
-      <w:r>
-        <w:t>대체하지</w:t>
-      </w:r>
-      <w:r>
-        <w:t xml:space="preserve"> </w:t>
-      </w:r>
-      <w:r>
-        <w:t>못한다</w:t>
-      </w:r>
-      <w:r>
-        <w:t>.</w:t>
+        <w:t xml:space="preserve">결론 : </w:t>
+      </w:r>
+      <w:r>
+        <w:t>근본은 "인증 != 인가"를 분리해 리소스마다 소유권/역할을 검사하는 것이다. 나머지(UUID·로깅·속도 제한)는 이를 보완하는 방어일 뿐 대체하지 못한다.</w:t>
       </w:r>
     </w:p>
     <w:p>
@@ -4112,8 +2507,6 @@
       <w:r>
         <w:t>실제 앱의 /api/users 도 동일한 취약점을 가지며, 접근 제어는 모든 엔드포인트에 일관되게 적용해야 한다.</w:t>
       </w:r>
-      <w:bookmarkStart w:id="0" w:name="_GoBack"/>
-      <w:bookmarkEnd w:id="0"/>
     </w:p>
     <w:sectPr>
       <w:pgSz w:w="11906" w:h="16838"/>
